--- a/DOCUMENTACION/02 - ANALISIS DE REQUERIMIENTOS/02 - Requerimientos  funcionales.docx
+++ b/DOCUMENTACION/02 - ANALISIS DE REQUERIMIENTOS/02 - Requerimientos  funcionales.docx
@@ -11,137 +11,137 @@
           <w:lang w:val="es-AR"/>
         </w:rPr>
       </w:pPr>
-      <w:r>
-        <w:rPr>
-          <w:b/>
-          <w:lang w:val="es-AR"/>
-        </w:rPr>
-        <w:t>Requerimientos  funcionales</w:t>
-      </w:r>
-    </w:p>
-    <w:p>
-      <w:pPr>
-        <w:spacing w:after="0" w:line="240" w:lineRule="auto"/>
-      </w:pPr>
-      <w:r>
-        <w:br/>
-      </w:r>
-      <w:r>
-        <w:rPr>
-          <w:b/>
-        </w:rPr>
-        <w:t xml:space="preserve">1)  </w:t>
-      </w:r>
-      <w:proofErr w:type="spellStart"/>
-      <w:proofErr w:type="gramStart"/>
-      <w:r>
-        <w:rPr>
-          <w:b/>
-        </w:rPr>
-        <w:t>Administrar</w:t>
-      </w:r>
-      <w:proofErr w:type="spellEnd"/>
-      <w:r>
-        <w:rPr>
-          <w:b/>
-        </w:rPr>
-        <w:t xml:space="preserve">  </w:t>
-      </w:r>
-      <w:proofErr w:type="spellStart"/>
-      <w:r>
-        <w:rPr>
-          <w:b/>
-        </w:rPr>
-        <w:t>Sesión</w:t>
-      </w:r>
-      <w:proofErr w:type="spellEnd"/>
-      <w:proofErr w:type="gramEnd"/>
-      <w:r>
-        <w:rPr>
-          <w:b/>
-        </w:rPr>
-        <w:t xml:space="preserve">  </w:t>
-      </w:r>
-      <w:r>
-        <w:rPr>
-          <w:b/>
-        </w:rPr>
-        <w:br/>
-      </w:r>
-      <w:r>
-        <w:t xml:space="preserve">1.  </w:t>
-      </w:r>
-      <w:proofErr w:type="gramStart"/>
-      <w:r>
-        <w:t xml:space="preserve">El  </w:t>
-      </w:r>
-      <w:proofErr w:type="spellStart"/>
-      <w:r>
-        <w:t>sistema</w:t>
-      </w:r>
-      <w:proofErr w:type="spellEnd"/>
-      <w:proofErr w:type="gramEnd"/>
-      <w:r>
-        <w:t xml:space="preserve">  </w:t>
-      </w:r>
-      <w:proofErr w:type="spellStart"/>
-      <w:r>
-        <w:t>debe</w:t>
-      </w:r>
-      <w:proofErr w:type="spellEnd"/>
-      <w:r>
-        <w:t xml:space="preserve">  </w:t>
-      </w:r>
-      <w:proofErr w:type="spellStart"/>
-      <w:r>
-        <w:t>permitir</w:t>
-      </w:r>
-      <w:proofErr w:type="spellEnd"/>
-      <w:r>
-        <w:t xml:space="preserve">  a  </w:t>
-      </w:r>
-      <w:proofErr w:type="spellStart"/>
-      <w:r>
-        <w:t>todos</w:t>
-      </w:r>
-      <w:proofErr w:type="spellEnd"/>
-      <w:r>
-        <w:t xml:space="preserve">  los  </w:t>
-      </w:r>
-      <w:proofErr w:type="spellStart"/>
-      <w:r>
-        <w:t>usuarios</w:t>
-      </w:r>
-      <w:proofErr w:type="spellEnd"/>
-      <w:r>
-        <w:t xml:space="preserve">  </w:t>
-      </w:r>
-      <w:proofErr w:type="spellStart"/>
-      <w:r>
-        <w:t>iniciar</w:t>
-      </w:r>
-      <w:proofErr w:type="spellEnd"/>
-      <w:r>
-        <w:t xml:space="preserve">  </w:t>
-      </w:r>
-      <w:proofErr w:type="spellStart"/>
-      <w:r>
-        <w:t>sesión</w:t>
-      </w:r>
-      <w:proofErr w:type="spellEnd"/>
-      <w:r>
-        <w:t xml:space="preserve">  </w:t>
-      </w:r>
-    </w:p>
-    <w:p>
-      <w:pPr>
-        <w:spacing w:after="0" w:line="240" w:lineRule="auto"/>
-      </w:pPr>
-      <w:r>
-        <w:t xml:space="preserve">2.  </w:t>
-      </w:r>
       <w:bookmarkStart w:id="0" w:name="_GoBack"/>
       <w:bookmarkEnd w:id="0"/>
+      <w:r>
+        <w:rPr>
+          <w:b/>
+          <w:lang w:val="es-AR"/>
+        </w:rPr>
+        <w:t>Requerimientos  funcionales</w:t>
+      </w:r>
+    </w:p>
+    <w:p>
+      <w:pPr>
+        <w:spacing w:after="0" w:line="240" w:lineRule="auto"/>
+      </w:pPr>
+      <w:r>
+        <w:br/>
+      </w:r>
+      <w:r>
+        <w:rPr>
+          <w:b/>
+        </w:rPr>
+        <w:t xml:space="preserve">1)  </w:t>
+      </w:r>
+      <w:proofErr w:type="spellStart"/>
+      <w:proofErr w:type="gramStart"/>
+      <w:r>
+        <w:rPr>
+          <w:b/>
+        </w:rPr>
+        <w:t>Administrar</w:t>
+      </w:r>
+      <w:proofErr w:type="spellEnd"/>
+      <w:r>
+        <w:rPr>
+          <w:b/>
+        </w:rPr>
+        <w:t xml:space="preserve">  </w:t>
+      </w:r>
+      <w:proofErr w:type="spellStart"/>
+      <w:r>
+        <w:rPr>
+          <w:b/>
+        </w:rPr>
+        <w:t>Sesión</w:t>
+      </w:r>
+      <w:proofErr w:type="spellEnd"/>
+      <w:proofErr w:type="gramEnd"/>
+      <w:r>
+        <w:rPr>
+          <w:b/>
+        </w:rPr>
+        <w:t xml:space="preserve">  </w:t>
+      </w:r>
+      <w:r>
+        <w:rPr>
+          <w:b/>
+        </w:rPr>
+        <w:br/>
+      </w:r>
+      <w:r>
+        <w:t xml:space="preserve">1.  </w:t>
+      </w:r>
+      <w:proofErr w:type="gramStart"/>
+      <w:r>
+        <w:t xml:space="preserve">El  </w:t>
+      </w:r>
+      <w:proofErr w:type="spellStart"/>
+      <w:r>
+        <w:t>sistema</w:t>
+      </w:r>
+      <w:proofErr w:type="spellEnd"/>
+      <w:proofErr w:type="gramEnd"/>
+      <w:r>
+        <w:t xml:space="preserve">  </w:t>
+      </w:r>
+      <w:proofErr w:type="spellStart"/>
+      <w:r>
+        <w:t>debe</w:t>
+      </w:r>
+      <w:proofErr w:type="spellEnd"/>
+      <w:r>
+        <w:t xml:space="preserve">  </w:t>
+      </w:r>
+      <w:proofErr w:type="spellStart"/>
+      <w:r>
+        <w:t>permitir</w:t>
+      </w:r>
+      <w:proofErr w:type="spellEnd"/>
+      <w:r>
+        <w:t xml:space="preserve">  a  </w:t>
+      </w:r>
+      <w:proofErr w:type="spellStart"/>
+      <w:r>
+        <w:t>todos</w:t>
+      </w:r>
+      <w:proofErr w:type="spellEnd"/>
+      <w:r>
+        <w:t xml:space="preserve">  los  </w:t>
+      </w:r>
+      <w:proofErr w:type="spellStart"/>
+      <w:r>
+        <w:t>usuarios</w:t>
+      </w:r>
+      <w:proofErr w:type="spellEnd"/>
+      <w:r>
+        <w:t xml:space="preserve">  </w:t>
+      </w:r>
+      <w:proofErr w:type="spellStart"/>
+      <w:r>
+        <w:t>iniciar</w:t>
+      </w:r>
+      <w:proofErr w:type="spellEnd"/>
+      <w:r>
+        <w:t xml:space="preserve">  </w:t>
+      </w:r>
+      <w:proofErr w:type="spellStart"/>
+      <w:r>
+        <w:t>sesión</w:t>
+      </w:r>
+      <w:proofErr w:type="spellEnd"/>
+      <w:r>
+        <w:t xml:space="preserve">  </w:t>
+      </w:r>
+    </w:p>
+    <w:p>
+      <w:pPr>
+        <w:spacing w:after="0" w:line="240" w:lineRule="auto"/>
+      </w:pPr>
+      <w:r>
+        <w:t xml:space="preserve">2.  </w:t>
+      </w:r>
       <w:proofErr w:type="gramStart"/>
       <w:r>
         <w:t xml:space="preserve">El  </w:t>
